--- a/backend/seeds/templates/Barangay Clearance w Good Moral.docx
+++ b/backend/seeds/templates/Barangay Clearance w Good Moral.docx
@@ -31,13 +31,13 @@
         <mc:AlternateContent>
           <mc:Choice Requires="wps">
             <w:drawing>
-              <wp:anchor distT="0" distB="0" distL="114300" distR="114300" simplePos="0" relativeHeight="251673600" behindDoc="0" locked="0" layoutInCell="1" allowOverlap="1" wp14:anchorId="24319701" wp14:editId="56886B4A">
+              <wp:anchor distT="0" distB="0" distL="114300" distR="114300" simplePos="0" relativeHeight="251673600" behindDoc="0" locked="0" layoutInCell="1" allowOverlap="1" wp14:anchorId="24319701" wp14:editId="11CB3556">
                 <wp:simplePos x="0" y="0"/>
                 <wp:positionH relativeFrom="column">
                   <wp:posOffset>5201920</wp:posOffset>
                 </wp:positionH>
                 <wp:positionV relativeFrom="paragraph">
-                  <wp:posOffset>74930</wp:posOffset>
+                  <wp:posOffset>93980</wp:posOffset>
                 </wp:positionV>
                 <wp:extent cx="1456055" cy="275492"/>
                 <wp:effectExtent l="0" t="0" r="0" b="0"/>
@@ -76,21 +76,7 @@
                                 <w:b/>
                                 <w:bCs/>
                               </w:rPr>
-                              <w:t xml:space="preserve">{{ </w:t>
-                            </w:r>
-                            <w:r>
-                              <w:rPr>
-                                <w:b/>
-                                <w:bCs/>
-                              </w:rPr>
-                              <w:t>date_today</w:t>
-                            </w:r>
-                            <w:r>
-                              <w:rPr>
-                                <w:b/>
-                                <w:bCs/>
-                              </w:rPr>
-                              <w:t xml:space="preserve"> }}</w:t>
+                              <w:t>{{ date_today }}</w:t>
                             </w:r>
                           </w:p>
                         </w:txbxContent>
@@ -116,7 +102,7 @@
                 <v:stroke joinstyle="miter"/>
                 <v:path gradientshapeok="t" o:connecttype="rect"/>
               </v:shapetype>
-              <v:shape id="Text Box 5" o:spid="_x0000_s1026" type="#_x0000_t202" style="position:absolute;left:0;text-align:left;margin-left:409.6pt;margin-top:5.9pt;width:114.65pt;height:21.7pt;z-index:251673600;visibility:visible;mso-wrap-style:square;mso-width-percent:0;mso-wrap-distance-left:9pt;mso-wrap-distance-top:0;mso-wrap-distance-right:9pt;mso-wrap-distance-bottom:0;mso-position-horizontal:absolute;mso-position-horizontal-relative:text;mso-position-vertical:absolute;mso-position-vertical-relative:text;mso-width-percent:0;mso-width-relative:margin;v-text-anchor:top" o:gfxdata="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" filled="f" stroked="f" strokeweight=".5pt">
+              <v:shape id="Text Box 5" o:spid="_x0000_s1026" type="#_x0000_t202" style="position:absolute;left:0;text-align:left;margin-left:409.6pt;margin-top:7.4pt;width:114.65pt;height:21.7pt;z-index:251673600;visibility:visible;mso-wrap-style:square;mso-width-percent:0;mso-wrap-distance-left:9pt;mso-wrap-distance-top:0;mso-wrap-distance-right:9pt;mso-wrap-distance-bottom:0;mso-position-horizontal:absolute;mso-position-horizontal-relative:text;mso-position-vertical:absolute;mso-position-vertical-relative:text;mso-width-percent:0;mso-width-relative:margin;v-text-anchor:top" o:gfxdata="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" filled="f" stroked="f" strokeweight=".5pt">
                 <v:textbox>
                   <w:txbxContent>
                     <w:p>
@@ -132,21 +118,7 @@
                           <w:b/>
                           <w:bCs/>
                         </w:rPr>
-                        <w:t xml:space="preserve">{{ </w:t>
-                      </w:r>
-                      <w:r>
-                        <w:rPr>
-                          <w:b/>
-                          <w:bCs/>
-                        </w:rPr>
-                        <w:t>date_today</w:t>
-                      </w:r>
-                      <w:r>
-                        <w:rPr>
-                          <w:b/>
-                          <w:bCs/>
-                        </w:rPr>
-                        <w:t xml:space="preserve"> }}</w:t>
+                        <w:t>{{ date_today }}</w:t>
                       </w:r>
                     </w:p>
                   </w:txbxContent>
@@ -269,6 +241,9 @@
         </w:rPr>
       </w:pPr>
       <w:r>
+        <w:rPr>
+          <w:noProof/>
+        </w:rPr>
         <w:drawing>
           <wp:anchor distT="0" distB="0" distL="114300" distR="114300" simplePos="0" relativeHeight="251660288" behindDoc="1" locked="0" layoutInCell="1" allowOverlap="1" wp14:anchorId="318CBEF5" wp14:editId="2368299B">
             <wp:simplePos x="0" y="0"/>
@@ -369,6 +344,203 @@
         <mc:AlternateContent>
           <mc:Choice Requires="wps">
             <w:drawing>
+              <wp:anchor distT="0" distB="0" distL="114300" distR="114300" simplePos="0" relativeHeight="251667456" behindDoc="0" locked="0" layoutInCell="1" allowOverlap="1" wp14:anchorId="265BC5CE" wp14:editId="62E824F5">
+                <wp:simplePos x="0" y="0"/>
+                <wp:positionH relativeFrom="column">
+                  <wp:posOffset>1818640</wp:posOffset>
+                </wp:positionH>
+                <wp:positionV relativeFrom="paragraph">
+                  <wp:posOffset>2983865</wp:posOffset>
+                </wp:positionV>
+                <wp:extent cx="3403600" cy="274955"/>
+                <wp:effectExtent l="0" t="0" r="0" b="0"/>
+                <wp:wrapNone/>
+                <wp:docPr id="1060204372" name="Text Box 5"/>
+                <wp:cNvGraphicFramePr/>
+                <a:graphic xmlns:a="http://schemas.openxmlformats.org/drawingml/2006/main">
+                  <a:graphicData uri="http://schemas.microsoft.com/office/word/2010/wordprocessingShape">
+                    <wps:wsp>
+                      <wps:cNvSpPr txBox="1"/>
+                      <wps:spPr>
+                        <a:xfrm>
+                          <a:off x="0" y="0"/>
+                          <a:ext cx="3403600" cy="274955"/>
+                        </a:xfrm>
+                        <a:prstGeom prst="rect">
+                          <a:avLst/>
+                        </a:prstGeom>
+                        <a:noFill/>
+                        <a:ln w="6350">
+                          <a:noFill/>
+                        </a:ln>
+                      </wps:spPr>
+                      <wps:txbx>
+                        <w:txbxContent>
+                          <w:p>
+                            <w:pPr>
+                              <w:jc w:val="center"/>
+                              <w:rPr>
+                                <w:b/>
+                                <w:bCs/>
+                              </w:rPr>
+                            </w:pPr>
+                            <w:r>
+                              <w:rPr>
+                                <w:b/>
+                                <w:bCs/>
+                              </w:rPr>
+                              <w:t>{{ purpose }}</w:t>
+                            </w:r>
+                          </w:p>
+                        </w:txbxContent>
+                      </wps:txbx>
+                      <wps:bodyPr rot="0" spcFirstLastPara="0" vertOverflow="overflow" horzOverflow="overflow" vert="horz" wrap="square" lIns="91440" tIns="45720" rIns="91440" bIns="45720" numCol="1" spcCol="0" rtlCol="0" fromWordArt="0" anchor="t" anchorCtr="0" forceAA="0" compatLnSpc="1">
+                        <a:prstTxWarp prst="textNoShape">
+                          <a:avLst/>
+                        </a:prstTxWarp>
+                        <a:noAutofit/>
+                      </wps:bodyPr>
+                    </wps:wsp>
+                  </a:graphicData>
+                </a:graphic>
+                <wp14:sizeRelH relativeFrom="margin">
+                  <wp14:pctWidth>0</wp14:pctWidth>
+                </wp14:sizeRelH>
+              </wp:anchor>
+            </w:drawing>
+          </mc:Choice>
+          <mc:Fallback>
+            <w:pict>
+              <v:shape w14:anchorId="265BC5CE" id="_x0000_s1028" type="#_x0000_t202" style="position:absolute;margin-left:143.2pt;margin-top:234.95pt;width:268pt;height:21.65pt;z-index:251667456;visibility:visible;mso-wrap-style:square;mso-width-percent:0;mso-wrap-distance-left:9pt;mso-wrap-distance-top:0;mso-wrap-distance-right:9pt;mso-wrap-distance-bottom:0;mso-position-horizontal:absolute;mso-position-horizontal-relative:text;mso-position-vertical:absolute;mso-position-vertical-relative:text;mso-width-percent:0;mso-width-relative:margin;v-text-anchor:top" o:gfxdata="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" filled="f" stroked="f" strokeweight=".5pt">
+                <v:textbox>
+                  <w:txbxContent>
+                    <w:p>
+                      <w:pPr>
+                        <w:jc w:val="center"/>
+                        <w:rPr>
+                          <w:b/>
+                          <w:bCs/>
+                        </w:rPr>
+                      </w:pPr>
+                      <w:r>
+                        <w:rPr>
+                          <w:b/>
+                          <w:bCs/>
+                        </w:rPr>
+                        <w:t>{{ purpose }}</w:t>
+                      </w:r>
+                    </w:p>
+                  </w:txbxContent>
+                </v:textbox>
+              </v:shape>
+            </w:pict>
+          </mc:Fallback>
+        </mc:AlternateContent>
+      </w:r>
+      <w:r>
+        <w:rPr>
+          <w:noProof/>
+        </w:rPr>
+        <mc:AlternateContent>
+          <mc:Choice Requires="wps">
+            <w:drawing>
+              <wp:anchor distT="0" distB="0" distL="114300" distR="114300" simplePos="0" relativeHeight="251661312" behindDoc="0" locked="0" layoutInCell="1" allowOverlap="1" wp14:anchorId="066B37DC" wp14:editId="0B441866">
+                <wp:simplePos x="0" y="0"/>
+                <wp:positionH relativeFrom="column">
+                  <wp:posOffset>3077210</wp:posOffset>
+                </wp:positionH>
+                <wp:positionV relativeFrom="paragraph">
+                  <wp:posOffset>53340</wp:posOffset>
+                </wp:positionV>
+                <wp:extent cx="2250440" cy="274955"/>
+                <wp:effectExtent l="0" t="0" r="0" b="0"/>
+                <wp:wrapNone/>
+                <wp:docPr id="138436481" name="Text Box 5"/>
+                <wp:cNvGraphicFramePr/>
+                <a:graphic xmlns:a="http://schemas.openxmlformats.org/drawingml/2006/main">
+                  <a:graphicData uri="http://schemas.microsoft.com/office/word/2010/wordprocessingShape">
+                    <wps:wsp>
+                      <wps:cNvSpPr txBox="1"/>
+                      <wps:spPr>
+                        <a:xfrm>
+                          <a:off x="0" y="0"/>
+                          <a:ext cx="2250440" cy="274955"/>
+                        </a:xfrm>
+                        <a:prstGeom prst="rect">
+                          <a:avLst/>
+                        </a:prstGeom>
+                        <a:noFill/>
+                        <a:ln w="6350">
+                          <a:noFill/>
+                        </a:ln>
+                      </wps:spPr>
+                      <wps:txbx>
+                        <w:txbxContent>
+                          <w:p>
+                            <w:pPr>
+                              <w:jc w:val="center"/>
+                              <w:rPr>
+                                <w:b/>
+                                <w:bCs/>
+                              </w:rPr>
+                            </w:pPr>
+                            <w:r>
+                              <w:rPr>
+                                <w:b/>
+                                <w:bCs/>
+                              </w:rPr>
+                              <w:t>{{ full_name }}</w:t>
+                            </w:r>
+                          </w:p>
+                        </w:txbxContent>
+                      </wps:txbx>
+                      <wps:bodyPr rot="0" spcFirstLastPara="0" vertOverflow="overflow" horzOverflow="overflow" vert="horz" wrap="square" lIns="91440" tIns="45720" rIns="91440" bIns="45720" numCol="1" spcCol="0" rtlCol="0" fromWordArt="0" anchor="t" anchorCtr="0" forceAA="0" compatLnSpc="1">
+                        <a:prstTxWarp prst="textNoShape">
+                          <a:avLst/>
+                        </a:prstTxWarp>
+                        <a:noAutofit/>
+                      </wps:bodyPr>
+                    </wps:wsp>
+                  </a:graphicData>
+                </a:graphic>
+              </wp:anchor>
+            </w:drawing>
+          </mc:Choice>
+          <mc:Fallback>
+            <w:pict>
+              <v:shape w14:anchorId="066B37DC" id="_x0000_s1029" type="#_x0000_t202" style="position:absolute;margin-left:242.3pt;margin-top:4.2pt;width:177.2pt;height:21.65pt;z-index:251661312;visibility:visible;mso-wrap-style:square;mso-wrap-distance-left:9pt;mso-wrap-distance-top:0;mso-wrap-distance-right:9pt;mso-wrap-distance-bottom:0;mso-position-horizontal:absolute;mso-position-horizontal-relative:text;mso-position-vertical:absolute;mso-position-vertical-relative:text;v-text-anchor:top" o:gfxdata="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" filled="f" stroked="f" strokeweight=".5pt">
+                <v:textbox>
+                  <w:txbxContent>
+                    <w:p>
+                      <w:pPr>
+                        <w:jc w:val="center"/>
+                        <w:rPr>
+                          <w:b/>
+                          <w:bCs/>
+                        </w:rPr>
+                      </w:pPr>
+                      <w:r>
+                        <w:rPr>
+                          <w:b/>
+                          <w:bCs/>
+                        </w:rPr>
+                        <w:t>{{ full_name }}</w:t>
+                      </w:r>
+                    </w:p>
+                  </w:txbxContent>
+                </v:textbox>
+              </v:shape>
+            </w:pict>
+          </mc:Fallback>
+        </mc:AlternateContent>
+      </w:r>
+      <w:r>
+        <w:rPr>
+          <w:noProof/>
+        </w:rPr>
+        <mc:AlternateContent>
+          <mc:Choice Requires="wps">
+            <w:drawing>
               <wp:anchor distT="0" distB="0" distL="114300" distR="114300" simplePos="0" relativeHeight="251671552" behindDoc="0" locked="0" layoutInCell="1" allowOverlap="1" wp14:anchorId="422C6D22" wp14:editId="6789365E">
                 <wp:simplePos x="0" y="0"/>
                 <wp:positionH relativeFrom="column">
@@ -414,21 +586,7 @@
                                 <w:b/>
                                 <w:bCs/>
                               </w:rPr>
-                              <w:t xml:space="preserve">{{ </w:t>
-                            </w:r>
-                            <w:r>
-                              <w:rPr>
-                                <w:b/>
-                                <w:bCs/>
-                              </w:rPr>
-                              <w:t>month</w:t>
-                            </w:r>
-                            <w:r>
-                              <w:rPr>
-                                <w:b/>
-                                <w:bCs/>
-                              </w:rPr>
-                              <w:t xml:space="preserve"> }}</w:t>
+                              <w:t>{{ month }}</w:t>
                             </w:r>
                           </w:p>
                         </w:txbxContent>
@@ -450,7 +608,7 @@
           </mc:Choice>
           <mc:Fallback>
             <w:pict>
-              <v:shape w14:anchorId="422C6D22" id="_x0000_s1028" type="#_x0000_t202" style="position:absolute;margin-left:258.25pt;margin-top:285.1pt;width:91.1pt;height:21.7pt;z-index:251671552;visibility:visible;mso-wrap-style:square;mso-width-percent:0;mso-wrap-distance-left:9pt;mso-wrap-distance-top:0;mso-wrap-distance-right:9pt;mso-wrap-distance-bottom:0;mso-position-horizontal:absolute;mso-position-horizontal-relative:text;mso-position-vertical:absolute;mso-position-vertical-relative:text;mso-width-percent:0;mso-width-relative:margin;v-text-anchor:top" o:gfxdata="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" filled="f" stroked="f" strokeweight=".5pt">
+              <v:shape w14:anchorId="422C6D22" id="_x0000_s1030" type="#_x0000_t202" style="position:absolute;margin-left:258.25pt;margin-top:285.1pt;width:91.1pt;height:21.7pt;z-index:251671552;visibility:visible;mso-wrap-style:square;mso-width-percent:0;mso-wrap-distance-left:9pt;mso-wrap-distance-top:0;mso-wrap-distance-right:9pt;mso-wrap-distance-bottom:0;mso-position-horizontal:absolute;mso-position-horizontal-relative:text;mso-position-vertical:absolute;mso-position-vertical-relative:text;mso-width-percent:0;mso-width-relative:margin;v-text-anchor:top" o:gfxdata="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" filled="f" stroked="f" strokeweight=".5pt">
                 <v:textbox>
                   <w:txbxContent>
                     <w:p>
@@ -466,21 +624,7 @@
                           <w:b/>
                           <w:bCs/>
                         </w:rPr>
-                        <w:t xml:space="preserve">{{ </w:t>
-                      </w:r>
-                      <w:r>
-                        <w:rPr>
-                          <w:b/>
-                          <w:bCs/>
-                        </w:rPr>
-                        <w:t>month</w:t>
-                      </w:r>
-                      <w:r>
-                        <w:rPr>
-                          <w:b/>
-                          <w:bCs/>
-                        </w:rPr>
-                        <w:t xml:space="preserve"> }}</w:t>
+                        <w:t>{{ month }}</w:t>
                       </w:r>
                     </w:p>
                   </w:txbxContent>
@@ -497,7 +641,7 @@
         <mc:AlternateContent>
           <mc:Choice Requires="wps">
             <w:drawing>
-              <wp:anchor distT="0" distB="0" distL="114300" distR="114300" simplePos="0" relativeHeight="251669504" behindDoc="0" locked="0" layoutInCell="1" allowOverlap="1" wp14:anchorId="77541005" wp14:editId="535F2CE0">
+              <wp:anchor distT="0" distB="0" distL="114300" distR="114300" simplePos="0" relativeHeight="251669504" behindDoc="0" locked="0" layoutInCell="1" allowOverlap="1" wp14:anchorId="77541005" wp14:editId="6E16349C">
                 <wp:simplePos x="0" y="0"/>
                 <wp:positionH relativeFrom="column">
                   <wp:posOffset>2550160</wp:posOffset>
@@ -542,21 +686,7 @@
                                 <w:b/>
                                 <w:bCs/>
                               </w:rPr>
-                              <w:t xml:space="preserve">{{ </w:t>
-                            </w:r>
-                            <w:r>
-                              <w:rPr>
-                                <w:b/>
-                                <w:bCs/>
-                              </w:rPr>
-                              <w:t>day</w:t>
-                            </w:r>
-                            <w:r>
-                              <w:rPr>
-                                <w:b/>
-                                <w:bCs/>
-                              </w:rPr>
-                              <w:t xml:space="preserve"> }}</w:t>
+                              <w:t>{{ day }}</w:t>
                             </w:r>
                           </w:p>
                         </w:txbxContent>
@@ -578,7 +708,7 @@
           </mc:Choice>
           <mc:Fallback>
             <w:pict>
-              <v:shape w14:anchorId="77541005" id="_x0000_s1029" type="#_x0000_t202" style="position:absolute;margin-left:200.8pt;margin-top:283.95pt;width:59.2pt;height:21.7pt;z-index:251669504;visibility:visible;mso-wrap-style:square;mso-width-percent:0;mso-wrap-distance-left:9pt;mso-wrap-distance-top:0;mso-wrap-distance-right:9pt;mso-wrap-distance-bottom:0;mso-position-horizontal:absolute;mso-position-horizontal-relative:text;mso-position-vertical:absolute;mso-position-vertical-relative:text;mso-width-percent:0;mso-width-relative:margin;v-text-anchor:top" o:gfxdata="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" filled="f" stroked="f" strokeweight=".5pt">
+              <v:shape w14:anchorId="77541005" id="_x0000_s1031" type="#_x0000_t202" style="position:absolute;margin-left:200.8pt;margin-top:283.95pt;width:59.2pt;height:21.7pt;z-index:251669504;visibility:visible;mso-wrap-style:square;mso-width-percent:0;mso-wrap-distance-left:9pt;mso-wrap-distance-top:0;mso-wrap-distance-right:9pt;mso-wrap-distance-bottom:0;mso-position-horizontal:absolute;mso-position-horizontal-relative:text;mso-position-vertical:absolute;mso-position-vertical-relative:text;mso-width-percent:0;mso-width-relative:margin;v-text-anchor:top" o:gfxdata="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" filled="f" stroked="f" strokeweight=".5pt">
                 <v:textbox>
                   <w:txbxContent>
                     <w:p>
@@ -594,149 +724,7 @@
                           <w:b/>
                           <w:bCs/>
                         </w:rPr>
-                        <w:t xml:space="preserve">{{ </w:t>
-                      </w:r>
-                      <w:r>
-                        <w:rPr>
-                          <w:b/>
-                          <w:bCs/>
-                        </w:rPr>
-                        <w:t>day</w:t>
-                      </w:r>
-                      <w:r>
-                        <w:rPr>
-                          <w:b/>
-                          <w:bCs/>
-                        </w:rPr>
-                        <w:t xml:space="preserve"> }}</w:t>
-                      </w:r>
-                    </w:p>
-                  </w:txbxContent>
-                </v:textbox>
-              </v:shape>
-            </w:pict>
-          </mc:Fallback>
-        </mc:AlternateContent>
-      </w:r>
-      <w:r>
-        <w:rPr>
-          <w:noProof/>
-        </w:rPr>
-        <mc:AlternateContent>
-          <mc:Choice Requires="wps">
-            <w:drawing>
-              <wp:anchor distT="0" distB="0" distL="114300" distR="114300" simplePos="0" relativeHeight="251667456" behindDoc="0" locked="0" layoutInCell="1" allowOverlap="1" wp14:anchorId="265BC5CE" wp14:editId="0939763C">
-                <wp:simplePos x="0" y="0"/>
-                <wp:positionH relativeFrom="column">
-                  <wp:posOffset>1818640</wp:posOffset>
-                </wp:positionH>
-                <wp:positionV relativeFrom="paragraph">
-                  <wp:posOffset>2945765</wp:posOffset>
-                </wp:positionV>
-                <wp:extent cx="3403600" cy="275492"/>
-                <wp:effectExtent l="0" t="0" r="0" b="0"/>
-                <wp:wrapNone/>
-                <wp:docPr id="1060204372" name="Text Box 5"/>
-                <wp:cNvGraphicFramePr/>
-                <a:graphic xmlns:a="http://schemas.openxmlformats.org/drawingml/2006/main">
-                  <a:graphicData uri="http://schemas.microsoft.com/office/word/2010/wordprocessingShape">
-                    <wps:wsp>
-                      <wps:cNvSpPr txBox="1"/>
-                      <wps:spPr>
-                        <a:xfrm>
-                          <a:off x="0" y="0"/>
-                          <a:ext cx="3403600" cy="275492"/>
-                        </a:xfrm>
-                        <a:prstGeom prst="rect">
-                          <a:avLst/>
-                        </a:prstGeom>
-                        <a:noFill/>
-                        <a:ln w="6350">
-                          <a:noFill/>
-                        </a:ln>
-                      </wps:spPr>
-                      <wps:txbx>
-                        <w:txbxContent>
-                          <w:p>
-                            <w:pPr>
-                              <w:jc w:val="center"/>
-                              <w:rPr>
-                                <w:b/>
-                                <w:bCs/>
-                              </w:rPr>
-                            </w:pPr>
-                            <w:r>
-                              <w:rPr>
-                                <w:b/>
-                                <w:bCs/>
-                              </w:rPr>
-                              <w:t xml:space="preserve">{{ </w:t>
-                            </w:r>
-                            <w:r>
-                              <w:rPr>
-                                <w:b/>
-                                <w:bCs/>
-                              </w:rPr>
-                              <w:t>purpose</w:t>
-                            </w:r>
-                            <w:r>
-                              <w:rPr>
-                                <w:b/>
-                                <w:bCs/>
-                              </w:rPr>
-                              <w:t xml:space="preserve"> }}</w:t>
-                            </w:r>
-                          </w:p>
-                        </w:txbxContent>
-                      </wps:txbx>
-                      <wps:bodyPr rot="0" spcFirstLastPara="0" vertOverflow="overflow" horzOverflow="overflow" vert="horz" wrap="square" lIns="91440" tIns="45720" rIns="91440" bIns="45720" numCol="1" spcCol="0" rtlCol="0" fromWordArt="0" anchor="t" anchorCtr="0" forceAA="0" compatLnSpc="1">
-                        <a:prstTxWarp prst="textNoShape">
-                          <a:avLst/>
-                        </a:prstTxWarp>
-                        <a:noAutofit/>
-                      </wps:bodyPr>
-                    </wps:wsp>
-                  </a:graphicData>
-                </a:graphic>
-                <wp14:sizeRelH relativeFrom="margin">
-                  <wp14:pctWidth>0</wp14:pctWidth>
-                </wp14:sizeRelH>
-              </wp:anchor>
-            </w:drawing>
-          </mc:Choice>
-          <mc:Fallback>
-            <w:pict>
-              <v:shape w14:anchorId="265BC5CE" id="_x0000_s1030" type="#_x0000_t202" style="position:absolute;margin-left:143.2pt;margin-top:231.95pt;width:268pt;height:21.7pt;z-index:251667456;visibility:visible;mso-wrap-style:square;mso-width-percent:0;mso-wrap-distance-left:9pt;mso-wrap-distance-top:0;mso-wrap-distance-right:9pt;mso-wrap-distance-bottom:0;mso-position-horizontal:absolute;mso-position-horizontal-relative:text;mso-position-vertical:absolute;mso-position-vertical-relative:text;mso-width-percent:0;mso-width-relative:margin;v-text-anchor:top" o:gfxdata="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" filled="f" stroked="f" strokeweight=".5pt">
-                <v:textbox>
-                  <w:txbxContent>
-                    <w:p>
-                      <w:pPr>
-                        <w:jc w:val="center"/>
-                        <w:rPr>
-                          <w:b/>
-                          <w:bCs/>
-                        </w:rPr>
-                      </w:pPr>
-                      <w:r>
-                        <w:rPr>
-                          <w:b/>
-                          <w:bCs/>
-                        </w:rPr>
-                        <w:t xml:space="preserve">{{ </w:t>
-                      </w:r>
-                      <w:r>
-                        <w:rPr>
-                          <w:b/>
-                          <w:bCs/>
-                        </w:rPr>
-                        <w:t>purpose</w:t>
-                      </w:r>
-                      <w:r>
-                        <w:rPr>
-                          <w:b/>
-                          <w:bCs/>
-                        </w:rPr>
-                        <w:t xml:space="preserve"> }}</w:t>
+                        <w:t>{{ day }}</w:t>
                       </w:r>
                     </w:p>
                   </w:txbxContent>
@@ -798,21 +786,7 @@
                                 <w:b/>
                                 <w:bCs/>
                               </w:rPr>
-                              <w:t xml:space="preserve">{{ </w:t>
-                            </w:r>
-                            <w:r>
-                              <w:rPr>
-                                <w:b/>
-                                <w:bCs/>
-                              </w:rPr>
-                              <w:t>yr_res</w:t>
-                            </w:r>
-                            <w:r>
-                              <w:rPr>
-                                <w:b/>
-                                <w:bCs/>
-                              </w:rPr>
-                              <w:t xml:space="preserve"> }}</w:t>
+                              <w:t>{{ yr_res }}</w:t>
                             </w:r>
                           </w:p>
                         </w:txbxContent>
@@ -834,7 +808,7 @@
           </mc:Choice>
           <mc:Fallback>
             <w:pict>
-              <v:shape w14:anchorId="4569523C" id="_x0000_s1031" type="#_x0000_t202" style="position:absolute;margin-left:96.85pt;margin-top:82.2pt;width:64.3pt;height:21.7pt;z-index:251665408;visibility:visible;mso-wrap-style:square;mso-width-percent:0;mso-wrap-distance-left:9pt;mso-wrap-distance-top:0;mso-wrap-distance-right:9pt;mso-wrap-distance-bottom:0;mso-position-horizontal:absolute;mso-position-horizontal-relative:text;mso-position-vertical:absolute;mso-position-vertical-relative:text;mso-width-percent:0;mso-width-relative:margin;v-text-anchor:top" o:gfxdata="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" filled="f" stroked="f" strokeweight=".5pt">
+              <v:shape w14:anchorId="4569523C" id="_x0000_s1032" type="#_x0000_t202" style="position:absolute;margin-left:96.85pt;margin-top:82.2pt;width:64.3pt;height:21.7pt;z-index:251665408;visibility:visible;mso-wrap-style:square;mso-width-percent:0;mso-wrap-distance-left:9pt;mso-wrap-distance-top:0;mso-wrap-distance-right:9pt;mso-wrap-distance-bottom:0;mso-position-horizontal:absolute;mso-position-horizontal-relative:text;mso-position-vertical:absolute;mso-position-vertical-relative:text;mso-width-percent:0;mso-width-relative:margin;v-text-anchor:top" o:gfxdata="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" filled="f" stroked="f" strokeweight=".5pt">
                 <v:textbox>
                   <w:txbxContent>
                     <w:p>
@@ -850,21 +824,7 @@
                           <w:b/>
                           <w:bCs/>
                         </w:rPr>
-                        <w:t xml:space="preserve">{{ </w:t>
-                      </w:r>
-                      <w:r>
-                        <w:rPr>
-                          <w:b/>
-                          <w:bCs/>
-                        </w:rPr>
-                        <w:t>yr_res</w:t>
-                      </w:r>
-                      <w:r>
-                        <w:rPr>
-                          <w:b/>
-                          <w:bCs/>
-                        </w:rPr>
-                        <w:t xml:space="preserve"> }}</w:t>
+                        <w:t>{{ yr_res }}</w:t>
                       </w:r>
                     </w:p>
                   </w:txbxContent>
@@ -881,7 +841,7 @@
         <mc:AlternateContent>
           <mc:Choice Requires="wps">
             <w:drawing>
-              <wp:anchor distT="0" distB="0" distL="114300" distR="114300" simplePos="0" relativeHeight="251663360" behindDoc="0" locked="0" layoutInCell="1" allowOverlap="1" wp14:anchorId="464D21FA" wp14:editId="77B420E5">
+              <wp:anchor distT="0" distB="0" distL="114300" distR="114300" simplePos="0" relativeHeight="251663360" behindDoc="0" locked="0" layoutInCell="1" allowOverlap="1" wp14:anchorId="464D21FA" wp14:editId="0924AE64">
                 <wp:simplePos x="0" y="0"/>
                 <wp:positionH relativeFrom="column">
                   <wp:posOffset>1630680</wp:posOffset>
@@ -926,21 +886,7 @@
                                 <w:b/>
                                 <w:bCs/>
                               </w:rPr>
-                              <w:t xml:space="preserve">{{ </w:t>
-                            </w:r>
-                            <w:r>
-                              <w:rPr>
-                                <w:b/>
-                                <w:bCs/>
-                              </w:rPr>
-                              <w:t>house_no</w:t>
-                            </w:r>
-                            <w:r>
-                              <w:rPr>
-                                <w:b/>
-                                <w:bCs/>
-                              </w:rPr>
-                              <w:t xml:space="preserve"> }}</w:t>
+                              <w:t>{{ house_no }}</w:t>
                             </w:r>
                           </w:p>
                         </w:txbxContent>
@@ -959,7 +905,7 @@
           </mc:Choice>
           <mc:Fallback>
             <w:pict>
-              <v:shape w14:anchorId="464D21FA" id="_x0000_s1032" type="#_x0000_t202" style="position:absolute;margin-left:128.4pt;margin-top:17.95pt;width:177.25pt;height:21.7pt;z-index:251663360;visibility:visible;mso-wrap-style:square;mso-wrap-distance-left:9pt;mso-wrap-distance-top:0;mso-wrap-distance-right:9pt;mso-wrap-distance-bottom:0;mso-position-horizontal:absolute;mso-position-horizontal-relative:text;mso-position-vertical:absolute;mso-position-vertical-relative:text;v-text-anchor:top" o:gfxdata="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" filled="f" stroked="f" strokeweight=".5pt">
+              <v:shape w14:anchorId="464D21FA" id="_x0000_s1033" type="#_x0000_t202" style="position:absolute;margin-left:128.4pt;margin-top:17.95pt;width:177.25pt;height:21.7pt;z-index:251663360;visibility:visible;mso-wrap-style:square;mso-wrap-distance-left:9pt;mso-wrap-distance-top:0;mso-wrap-distance-right:9pt;mso-wrap-distance-bottom:0;mso-position-horizontal:absolute;mso-position-horizontal-relative:text;mso-position-vertical:absolute;mso-position-vertical-relative:text;v-text-anchor:top" o:gfxdata="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" filled="f" stroked="f" strokeweight=".5pt">
                 <v:textbox>
                   <w:txbxContent>
                     <w:p>
@@ -975,118 +921,7 @@
                           <w:b/>
                           <w:bCs/>
                         </w:rPr>
-                        <w:t xml:space="preserve">{{ </w:t>
-                      </w:r>
-                      <w:r>
-                        <w:rPr>
-                          <w:b/>
-                          <w:bCs/>
-                        </w:rPr>
-                        <w:t>house_no</w:t>
-                      </w:r>
-                      <w:r>
-                        <w:rPr>
-                          <w:b/>
-                          <w:bCs/>
-                        </w:rPr>
-                        <w:t xml:space="preserve"> }}</w:t>
-                      </w:r>
-                    </w:p>
-                  </w:txbxContent>
-                </v:textbox>
-              </v:shape>
-            </w:pict>
-          </mc:Fallback>
-        </mc:AlternateContent>
-      </w:r>
-      <w:r>
-        <w:rPr>
-          <w:noProof/>
-        </w:rPr>
-        <mc:AlternateContent>
-          <mc:Choice Requires="wps">
-            <w:drawing>
-              <wp:anchor distT="0" distB="0" distL="114300" distR="114300" simplePos="0" relativeHeight="251661312" behindDoc="0" locked="0" layoutInCell="1" allowOverlap="1" wp14:anchorId="066B37DC" wp14:editId="4C22A57F">
-                <wp:simplePos x="0" y="0"/>
-                <wp:positionH relativeFrom="column">
-                  <wp:posOffset>3077308</wp:posOffset>
-                </wp:positionH>
-                <wp:positionV relativeFrom="paragraph">
-                  <wp:posOffset>25156</wp:posOffset>
-                </wp:positionV>
-                <wp:extent cx="2250830" cy="275492"/>
-                <wp:effectExtent l="0" t="0" r="0" b="0"/>
-                <wp:wrapNone/>
-                <wp:docPr id="138436481" name="Text Box 5"/>
-                <wp:cNvGraphicFramePr/>
-                <a:graphic xmlns:a="http://schemas.openxmlformats.org/drawingml/2006/main">
-                  <a:graphicData uri="http://schemas.microsoft.com/office/word/2010/wordprocessingShape">
-                    <wps:wsp>
-                      <wps:cNvSpPr txBox="1"/>
-                      <wps:spPr>
-                        <a:xfrm>
-                          <a:off x="0" y="0"/>
-                          <a:ext cx="2250830" cy="275492"/>
-                        </a:xfrm>
-                        <a:prstGeom prst="rect">
-                          <a:avLst/>
-                        </a:prstGeom>
-                        <a:noFill/>
-                        <a:ln w="6350">
-                          <a:noFill/>
-                        </a:ln>
-                      </wps:spPr>
-                      <wps:txbx>
-                        <w:txbxContent>
-                          <w:p>
-                            <w:pPr>
-                              <w:jc w:val="center"/>
-                              <w:rPr>
-                                <w:b/>
-                                <w:bCs/>
-                              </w:rPr>
-                            </w:pPr>
-                            <w:r>
-                              <w:rPr>
-                                <w:b/>
-                                <w:bCs/>
-                              </w:rPr>
-                              <w:t>{{ full_name }}</w:t>
-                            </w:r>
-                          </w:p>
-                        </w:txbxContent>
-                      </wps:txbx>
-                      <wps:bodyPr rot="0" spcFirstLastPara="0" vertOverflow="overflow" horzOverflow="overflow" vert="horz" wrap="square" lIns="91440" tIns="45720" rIns="91440" bIns="45720" numCol="1" spcCol="0" rtlCol="0" fromWordArt="0" anchor="t" anchorCtr="0" forceAA="0" compatLnSpc="1">
-                        <a:prstTxWarp prst="textNoShape">
-                          <a:avLst/>
-                        </a:prstTxWarp>
-                        <a:noAutofit/>
-                      </wps:bodyPr>
-                    </wps:wsp>
-                  </a:graphicData>
-                </a:graphic>
-              </wp:anchor>
-            </w:drawing>
-          </mc:Choice>
-          <mc:Fallback>
-            <w:pict>
-              <v:shape w14:anchorId="066B37DC" id="_x0000_s1033" type="#_x0000_t202" style="position:absolute;margin-left:242.3pt;margin-top:2pt;width:177.25pt;height:21.7pt;z-index:251661312;visibility:visible;mso-wrap-style:square;mso-wrap-distance-left:9pt;mso-wrap-distance-top:0;mso-wrap-distance-right:9pt;mso-wrap-distance-bottom:0;mso-position-horizontal:absolute;mso-position-horizontal-relative:text;mso-position-vertical:absolute;mso-position-vertical-relative:text;v-text-anchor:top" o:gfxdata="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" filled="f" stroked="f" strokeweight=".5pt">
-                <v:textbox>
-                  <w:txbxContent>
-                    <w:p>
-                      <w:pPr>
-                        <w:jc w:val="center"/>
-                        <w:rPr>
-                          <w:b/>
-                          <w:bCs/>
-                        </w:rPr>
-                      </w:pPr>
-                      <w:r>
-                        <w:rPr>
-                          <w:b/>
-                          <w:bCs/>
-                        </w:rPr>
-                        <w:t>{{ full_name }}</w:t>
+                        <w:t>{{ house_no }}</w:t>
                       </w:r>
                     </w:p>
                   </w:txbxContent>
